--- a/backend/modelos/_procuracoes_rotativas/P07.docx
+++ b/backend/modelos/_procuracoes_rotativas/P07.docx
@@ -121,7 +121,7 @@
           <w:b w:val="0"/>
           <w:sz w:val="24"/>
         </w:rPr>
-        <w:t>, inscrito(a) na {{ adv_oab }}, outorgando-lhe os poderes contidos na cláusula "ad judicia", para ajuizar ação em face de {{ administradora }}, podendo, para tanto, requerer em juízo ou onde se apresentar, podendo ainda receber e dar quitação, substabelecer, nomear preposto, praticando, enfim, todos os atos necessários ou úteis ao bom desempenho deste mandato para o fim de representar o outorgante.</w:t>
+        <w:t>, inscrito(a) na {{ adv_oab }}, outorgando-lhe os poderes contidos na cláusula "ad judicia", para ajuizar ação em face de {{ administradora }}, podendo, para tanto, requerer em juízo ou onde se apresentar, podendo ainda transigir, celebrar acordos, firmar acordos, firmar compromissos, receber e dar quitação, substabelecer, nomear preposto, praticando, enfim, todos os atos necessários ou úteis ao bom desempenho deste mandato para o fim de representar o outorgante.</w:t>
       </w:r>
     </w:p>
     <w:p>
